--- a/CalendarioAgo26/Actividades/A4_OSPF/v2/Actividad4.docx
+++ b/CalendarioAgo26/Actividades/A4_OSPF/v2/Actividad4.docx
@@ -172,7 +172,7 @@
                                     </pic:cNvPicPr>
                                   </pic:nvPicPr>
                                   <pic:blipFill>
-                                    <a:blip r:embed="rId5">
+                                    <a:blip r:embed="rId6">
                                       <a:extLst>
                                         <a:ext uri="{28A0092B-C50C-407E-A947-70E740481C1C}">
                                           <a14:useLocalDpi xmlns:a14="http://schemas.microsoft.com/office/drawing/2010/main" val="0"/>
@@ -329,7 +329,7 @@
     </w:p>
     <w:p>
       <w:pPr>
-        <w:pStyle w:val="Heading4"/>
+        <w:pStyle w:val="Ttulo4"/>
         <w:spacing w:before="0" w:line="300" w:lineRule="exact"/>
         <w:jc w:val="both"/>
         <w:rPr>
@@ -350,7 +350,7 @@
       </w:r>
       <w:r>
         <w:rPr>
-          <w:rStyle w:val="Strong"/>
+          <w:rStyle w:val="Textoennegrita"/>
           <w:rFonts w:ascii="Arial" w:hAnsi="Arial" w:cs="Arial"/>
           <w:color w:val="000000"/>
         </w:rPr>
@@ -359,7 +359,7 @@
       <w:proofErr w:type="spellStart"/>
       <w:r>
         <w:rPr>
-          <w:rStyle w:val="Strong"/>
+          <w:rStyle w:val="Textoennegrita"/>
           <w:rFonts w:ascii="Arial" w:hAnsi="Arial" w:cs="Arial"/>
           <w:color w:val="000000"/>
         </w:rPr>
@@ -552,7 +552,7 @@
                                           <pic:cNvPicPr/>
                                         </pic:nvPicPr>
                                         <pic:blipFill>
-                                          <a:blip r:embed="rId6"/>
+                                          <a:blip r:embed="rId7"/>
                                           <a:stretch>
                                             <a:fillRect/>
                                           </a:stretch>
@@ -616,7 +616,7 @@
                                     <pic:cNvPicPr/>
                                   </pic:nvPicPr>
                                   <pic:blipFill>
-                                    <a:blip r:embed="rId6"/>
+                                    <a:blip r:embed="rId8"/>
                                     <a:stretch>
                                       <a:fillRect/>
                                     </a:stretch>
@@ -727,21 +727,7 @@
           <w:rFonts w:ascii="Arial" w:hAnsi="Arial" w:cs="Arial"/>
           <w:lang w:val="es-MX"/>
         </w:rPr>
-        <w:t xml:space="preserve">la </w:t>
-      </w:r>
-      <w:r>
-        <w:rPr>
-          <w:rFonts w:ascii="Arial" w:hAnsi="Arial" w:cs="Arial"/>
-          <w:lang w:val="es-MX"/>
-        </w:rPr>
-        <w:t xml:space="preserve">PC1, PC2 y </w:t>
-      </w:r>
-      <w:r>
-        <w:rPr>
-          <w:rFonts w:ascii="Arial" w:hAnsi="Arial" w:cs="Arial"/>
-          <w:lang w:val="es-MX"/>
-        </w:rPr>
-        <w:t xml:space="preserve">Laptop0 </w:t>
+        <w:t xml:space="preserve">la PC1, PC2 y Laptop0 </w:t>
       </w:r>
       <w:r>
         <w:rPr>
@@ -916,7 +902,7 @@
     </w:p>
     <w:p>
       <w:pPr>
-        <w:pStyle w:val="ListParagraph"/>
+        <w:pStyle w:val="Prrafodelista"/>
         <w:widowControl w:val="0"/>
         <w:numPr>
           <w:ilvl w:val="0"/>
@@ -1028,7 +1014,7 @@
     </w:p>
     <w:p>
       <w:pPr>
-        <w:pStyle w:val="ListParagraph"/>
+        <w:pStyle w:val="Prrafodelista"/>
         <w:widowControl w:val="0"/>
         <w:numPr>
           <w:ilvl w:val="0"/>
@@ -1054,7 +1040,7 @@
     </w:p>
     <w:p>
       <w:pPr>
-        <w:pStyle w:val="ListParagraph"/>
+        <w:pStyle w:val="Prrafodelista"/>
         <w:widowControl w:val="0"/>
         <w:numPr>
           <w:ilvl w:val="0"/>
@@ -1192,7 +1178,7 @@
     </w:p>
     <w:p>
       <w:pPr>
-        <w:pStyle w:val="ListParagraph"/>
+        <w:pStyle w:val="Prrafodelista"/>
         <w:widowControl w:val="0"/>
         <w:numPr>
           <w:ilvl w:val="0"/>
@@ -1308,7 +1294,7 @@
     </w:p>
     <w:p>
       <w:pPr>
-        <w:pStyle w:val="ListParagraph"/>
+        <w:pStyle w:val="Prrafodelista"/>
         <w:widowControl w:val="0"/>
         <w:numPr>
           <w:ilvl w:val="0"/>
@@ -1397,7 +1383,7 @@
     </w:p>
     <w:p>
       <w:pPr>
-        <w:pStyle w:val="ListParagraph"/>
+        <w:pStyle w:val="Prrafodelista"/>
         <w:widowControl w:val="0"/>
         <w:numPr>
           <w:ilvl w:val="0"/>
@@ -1497,7 +1483,7 @@
     </w:p>
     <w:p>
       <w:pPr>
-        <w:pStyle w:val="ListParagraph"/>
+        <w:pStyle w:val="Prrafodelista"/>
         <w:widowControl w:val="0"/>
         <w:numPr>
           <w:ilvl w:val="0"/>
@@ -1603,7 +1589,7 @@
     </w:p>
     <w:p>
       <w:pPr>
-        <w:pStyle w:val="ListParagraph"/>
+        <w:pStyle w:val="Prrafodelista"/>
         <w:widowControl w:val="0"/>
         <w:numPr>
           <w:ilvl w:val="0"/>
@@ -1638,7 +1624,7 @@
     </w:p>
     <w:p>
       <w:pPr>
-        <w:pStyle w:val="ListParagraph"/>
+        <w:pStyle w:val="Prrafodelista"/>
         <w:widowControl w:val="0"/>
         <w:numPr>
           <w:ilvl w:val="0"/>
@@ -1684,7 +1670,7 @@
     </w:p>
     <w:p>
       <w:pPr>
-        <w:pStyle w:val="ListParagraph"/>
+        <w:pStyle w:val="Prrafodelista"/>
         <w:numPr>
           <w:ilvl w:val="0"/>
           <w:numId w:val="29"/>
@@ -1719,7 +1705,7 @@
     </w:p>
     <w:p>
       <w:pPr>
-        <w:pStyle w:val="ListParagraph"/>
+        <w:pStyle w:val="Prrafodelista"/>
         <w:numPr>
           <w:ilvl w:val="0"/>
           <w:numId w:val="29"/>
@@ -1742,7 +1728,7 @@
     </w:p>
     <w:p>
       <w:pPr>
-        <w:pStyle w:val="ListParagraph"/>
+        <w:pStyle w:val="Prrafodelista"/>
         <w:numPr>
           <w:ilvl w:val="0"/>
           <w:numId w:val="29"/>
@@ -1774,6 +1760,19 @@
           <w:sz w:val="24"/>
           <w:szCs w:val="24"/>
           <w:lang w:val="es-MX"/>
+        </w:rPr>
+      </w:pPr>
+    </w:p>
+    <w:p>
+      <w:pPr>
+        <w:spacing w:line="300" w:lineRule="exact"/>
+        <w:jc w:val="both"/>
+        <w:rPr>
+          <w:rFonts w:ascii="Arial" w:hAnsi="Arial" w:cs="Arial"/>
+          <w:b/>
+          <w:bCs/>
+          <w:sz w:val="24"/>
+          <w:szCs w:val="24"/>
         </w:rPr>
       </w:pPr>
     </w:p>
@@ -3997,7 +3996,7 @@
     </w:p>
     <w:p>
       <w:pPr>
-        <w:pStyle w:val="ListParagraph"/>
+        <w:pStyle w:val="Prrafodelista"/>
         <w:widowControl w:val="0"/>
         <w:numPr>
           <w:ilvl w:val="0"/>
@@ -4109,7 +4108,7 @@
     </w:p>
     <w:p>
       <w:pPr>
-        <w:pStyle w:val="ListParagraph"/>
+        <w:pStyle w:val="Prrafodelista"/>
         <w:widowControl w:val="0"/>
         <w:numPr>
           <w:ilvl w:val="0"/>
@@ -4135,7 +4134,7 @@
     </w:p>
     <w:p>
       <w:pPr>
-        <w:pStyle w:val="ListParagraph"/>
+        <w:pStyle w:val="Prrafodelista"/>
         <w:widowControl w:val="0"/>
         <w:numPr>
           <w:ilvl w:val="0"/>
@@ -4273,7 +4272,7 @@
     </w:p>
     <w:p>
       <w:pPr>
-        <w:pStyle w:val="ListParagraph"/>
+        <w:pStyle w:val="Prrafodelista"/>
         <w:widowControl w:val="0"/>
         <w:numPr>
           <w:ilvl w:val="0"/>
@@ -4389,7 +4388,7 @@
     </w:p>
     <w:p>
       <w:pPr>
-        <w:pStyle w:val="ListParagraph"/>
+        <w:pStyle w:val="Prrafodelista"/>
         <w:widowControl w:val="0"/>
         <w:numPr>
           <w:ilvl w:val="0"/>
@@ -4478,7 +4477,7 @@
     </w:p>
     <w:p>
       <w:pPr>
-        <w:pStyle w:val="ListParagraph"/>
+        <w:pStyle w:val="Prrafodelista"/>
         <w:widowControl w:val="0"/>
         <w:numPr>
           <w:ilvl w:val="0"/>
@@ -4578,7 +4577,7 @@
     </w:p>
     <w:p>
       <w:pPr>
-        <w:pStyle w:val="ListParagraph"/>
+        <w:pStyle w:val="Prrafodelista"/>
         <w:widowControl w:val="0"/>
         <w:numPr>
           <w:ilvl w:val="0"/>
@@ -4684,7 +4683,7 @@
     </w:p>
     <w:p>
       <w:pPr>
-        <w:pStyle w:val="ListParagraph"/>
+        <w:pStyle w:val="Prrafodelista"/>
         <w:widowControl w:val="0"/>
         <w:numPr>
           <w:ilvl w:val="0"/>
@@ -4719,7 +4718,7 @@
     </w:p>
     <w:p>
       <w:pPr>
-        <w:pStyle w:val="ListParagraph"/>
+        <w:pStyle w:val="Prrafodelista"/>
         <w:widowControl w:val="0"/>
         <w:numPr>
           <w:ilvl w:val="0"/>
@@ -4765,7 +4764,7 @@
     </w:p>
     <w:p>
       <w:pPr>
-        <w:pStyle w:val="ListParagraph"/>
+        <w:pStyle w:val="Prrafodelista"/>
         <w:numPr>
           <w:ilvl w:val="0"/>
           <w:numId w:val="29"/>
@@ -4800,7 +4799,7 @@
     </w:p>
     <w:p>
       <w:pPr>
-        <w:pStyle w:val="ListParagraph"/>
+        <w:pStyle w:val="Prrafodelista"/>
         <w:numPr>
           <w:ilvl w:val="0"/>
           <w:numId w:val="29"/>
@@ -4823,7 +4822,7 @@
     </w:p>
     <w:p>
       <w:pPr>
-        <w:pStyle w:val="ListParagraph"/>
+        <w:pStyle w:val="Prrafodelista"/>
         <w:numPr>
           <w:ilvl w:val="0"/>
           <w:numId w:val="29"/>
@@ -4846,7 +4845,7 @@
     </w:p>
     <w:p>
       <w:pPr>
-        <w:pStyle w:val="ListParagraph"/>
+        <w:pStyle w:val="Prrafodelista"/>
         <w:widowControl w:val="0"/>
         <w:tabs>
           <w:tab w:val="left" w:pos="941"/>
@@ -4863,7 +4862,7 @@
     </w:p>
     <w:p>
       <w:pPr>
-        <w:pStyle w:val="ListParagraph"/>
+        <w:pStyle w:val="Prrafodelista"/>
         <w:widowControl w:val="0"/>
         <w:tabs>
           <w:tab w:val="left" w:pos="941"/>
@@ -4880,7 +4879,7 @@
     </w:p>
     <w:p>
       <w:pPr>
-        <w:pStyle w:val="ListParagraph"/>
+        <w:pStyle w:val="Prrafodelista"/>
         <w:widowControl w:val="0"/>
         <w:tabs>
           <w:tab w:val="left" w:pos="941"/>
@@ -4897,7 +4896,7 @@
     </w:p>
     <w:p>
       <w:pPr>
-        <w:pStyle w:val="ListParagraph"/>
+        <w:pStyle w:val="Prrafodelista"/>
         <w:widowControl w:val="0"/>
         <w:tabs>
           <w:tab w:val="left" w:pos="941"/>
@@ -4914,7 +4913,7 @@
     </w:p>
     <w:p>
       <w:pPr>
-        <w:pStyle w:val="ListParagraph"/>
+        <w:pStyle w:val="Prrafodelista"/>
         <w:widowControl w:val="0"/>
         <w:tabs>
           <w:tab w:val="left" w:pos="941"/>
@@ -4931,7 +4930,7 @@
     </w:p>
     <w:p>
       <w:pPr>
-        <w:pStyle w:val="ListParagraph"/>
+        <w:pStyle w:val="Prrafodelista"/>
         <w:widowControl w:val="0"/>
         <w:tabs>
           <w:tab w:val="left" w:pos="941"/>
@@ -4948,7 +4947,7 @@
     </w:p>
     <w:p>
       <w:pPr>
-        <w:pStyle w:val="ListParagraph"/>
+        <w:pStyle w:val="Prrafodelista"/>
         <w:widowControl w:val="0"/>
         <w:tabs>
           <w:tab w:val="left" w:pos="941"/>
@@ -4965,7 +4964,7 @@
     </w:p>
     <w:p>
       <w:pPr>
-        <w:pStyle w:val="ListParagraph"/>
+        <w:pStyle w:val="Prrafodelista"/>
         <w:widowControl w:val="0"/>
         <w:tabs>
           <w:tab w:val="left" w:pos="941"/>
@@ -4982,23 +4981,6 @@
     </w:p>
     <w:p>
       <w:pPr>
-        <w:pStyle w:val="ListParagraph"/>
-        <w:widowControl w:val="0"/>
-        <w:tabs>
-          <w:tab w:val="left" w:pos="941"/>
-        </w:tabs>
-        <w:spacing w:line="300" w:lineRule="exact"/>
-        <w:ind w:left="360" w:right="150"/>
-        <w:contextualSpacing w:val="0"/>
-        <w:jc w:val="both"/>
-        <w:rPr>
-          <w:rFonts w:ascii="Arial" w:hAnsi="Arial" w:cs="Arial"/>
-          <w:spacing w:val="-1"/>
-        </w:rPr>
-      </w:pPr>
-    </w:p>
-    <w:p>
-      <w:pPr>
         <w:spacing w:line="300" w:lineRule="exact"/>
         <w:jc w:val="both"/>
         <w:rPr>
@@ -5088,7 +5070,7 @@
     </w:p>
     <w:p>
       <w:pPr>
-        <w:pStyle w:val="ListParagraph"/>
+        <w:pStyle w:val="Prrafodelista"/>
         <w:widowControl w:val="0"/>
         <w:numPr>
           <w:ilvl w:val="0"/>
@@ -5200,7 +5182,7 @@
     </w:p>
     <w:p>
       <w:pPr>
-        <w:pStyle w:val="ListParagraph"/>
+        <w:pStyle w:val="Prrafodelista"/>
         <w:widowControl w:val="0"/>
         <w:numPr>
           <w:ilvl w:val="0"/>
@@ -5226,7 +5208,7 @@
     </w:p>
     <w:p>
       <w:pPr>
-        <w:pStyle w:val="ListParagraph"/>
+        <w:pStyle w:val="Prrafodelista"/>
         <w:widowControl w:val="0"/>
         <w:numPr>
           <w:ilvl w:val="0"/>
@@ -5364,7 +5346,7 @@
     </w:p>
     <w:p>
       <w:pPr>
-        <w:pStyle w:val="ListParagraph"/>
+        <w:pStyle w:val="Prrafodelista"/>
         <w:widowControl w:val="0"/>
         <w:numPr>
           <w:ilvl w:val="0"/>
@@ -5480,7 +5462,7 @@
     </w:p>
     <w:p>
       <w:pPr>
-        <w:pStyle w:val="ListParagraph"/>
+        <w:pStyle w:val="Prrafodelista"/>
         <w:widowControl w:val="0"/>
         <w:numPr>
           <w:ilvl w:val="0"/>
@@ -5569,7 +5551,7 @@
     </w:p>
     <w:p>
       <w:pPr>
-        <w:pStyle w:val="ListParagraph"/>
+        <w:pStyle w:val="Prrafodelista"/>
         <w:widowControl w:val="0"/>
         <w:numPr>
           <w:ilvl w:val="0"/>
@@ -5669,7 +5651,7 @@
     </w:p>
     <w:p>
       <w:pPr>
-        <w:pStyle w:val="ListParagraph"/>
+        <w:pStyle w:val="Prrafodelista"/>
         <w:widowControl w:val="0"/>
         <w:numPr>
           <w:ilvl w:val="0"/>
@@ -5775,7 +5757,7 @@
     </w:p>
     <w:p>
       <w:pPr>
-        <w:pStyle w:val="ListParagraph"/>
+        <w:pStyle w:val="Prrafodelista"/>
         <w:widowControl w:val="0"/>
         <w:numPr>
           <w:ilvl w:val="0"/>
@@ -5810,7 +5792,7 @@
     </w:p>
     <w:p>
       <w:pPr>
-        <w:pStyle w:val="ListParagraph"/>
+        <w:pStyle w:val="Prrafodelista"/>
         <w:widowControl w:val="0"/>
         <w:numPr>
           <w:ilvl w:val="0"/>
@@ -5886,7 +5868,7 @@
     </w:p>
     <w:p>
       <w:pPr>
-        <w:pStyle w:val="ListParagraph"/>
+        <w:pStyle w:val="Prrafodelista"/>
         <w:widowControl w:val="0"/>
         <w:numPr>
           <w:ilvl w:val="0"/>
@@ -5939,7 +5921,7 @@
     </w:p>
     <w:p>
       <w:pPr>
-        <w:pStyle w:val="ListParagraph"/>
+        <w:pStyle w:val="Prrafodelista"/>
         <w:numPr>
           <w:ilvl w:val="0"/>
           <w:numId w:val="29"/>
@@ -5974,7 +5956,7 @@
     </w:p>
     <w:p>
       <w:pPr>
-        <w:pStyle w:val="ListParagraph"/>
+        <w:pStyle w:val="Prrafodelista"/>
         <w:numPr>
           <w:ilvl w:val="0"/>
           <w:numId w:val="29"/>
@@ -5997,7 +5979,7 @@
     </w:p>
     <w:p>
       <w:pPr>
-        <w:pStyle w:val="ListParagraph"/>
+        <w:pStyle w:val="Prrafodelista"/>
         <w:numPr>
           <w:ilvl w:val="0"/>
           <w:numId w:val="29"/>
@@ -6020,7 +6002,7 @@
     </w:p>
     <w:p>
       <w:pPr>
-        <w:pStyle w:val="ListParagraph"/>
+        <w:pStyle w:val="Prrafodelista"/>
         <w:numPr>
           <w:ilvl w:val="0"/>
           <w:numId w:val="29"/>
@@ -6242,7 +6224,7 @@
     </w:p>
     <w:p>
       <w:pPr>
-        <w:pStyle w:val="ListParagraph"/>
+        <w:pStyle w:val="Prrafodelista"/>
         <w:widowControl w:val="0"/>
         <w:numPr>
           <w:ilvl w:val="0"/>
@@ -6284,7 +6266,7 @@
     </w:p>
     <w:p>
       <w:pPr>
-        <w:pStyle w:val="ListParagraph"/>
+        <w:pStyle w:val="Prrafodelista"/>
         <w:widowControl w:val="0"/>
         <w:numPr>
           <w:ilvl w:val="0"/>
@@ -6326,7 +6308,7 @@
     </w:p>
     <w:p>
       <w:pPr>
-        <w:pStyle w:val="ListParagraph"/>
+        <w:pStyle w:val="Prrafodelista"/>
         <w:widowControl w:val="0"/>
         <w:numPr>
           <w:ilvl w:val="0"/>
@@ -10739,7 +10721,7 @@
       <w:lang w:val="es-ES" w:eastAsia="es-ES"/>
     </w:rPr>
   </w:style>
-  <w:style w:type="paragraph" w:styleId="Heading1">
+  <w:style w:type="paragraph" w:styleId="Ttulo1">
     <w:name w:val="heading 1"/>
     <w:basedOn w:val="Normal"/>
     <w:next w:val="Normal"/>
@@ -10755,11 +10737,11 @@
       <w:sz w:val="24"/>
     </w:rPr>
   </w:style>
-  <w:style w:type="paragraph" w:styleId="Heading4">
+  <w:style w:type="paragraph" w:styleId="Ttulo4">
     <w:name w:val="heading 4"/>
     <w:basedOn w:val="Normal"/>
     <w:next w:val="Normal"/>
-    <w:link w:val="Heading4Char"/>
+    <w:link w:val="Ttulo4Car"/>
     <w:uiPriority w:val="9"/>
     <w:unhideWhenUsed/>
     <w:qFormat/>
@@ -10777,13 +10759,13 @@
       <w:color w:val="2E74B5" w:themeColor="accent1" w:themeShade="BF"/>
     </w:rPr>
   </w:style>
-  <w:style w:type="character" w:default="1" w:styleId="DefaultParagraphFont">
+  <w:style w:type="character" w:default="1" w:styleId="Fuentedeprrafopredeter">
     <w:name w:val="Default Paragraph Font"/>
     <w:uiPriority w:val="1"/>
     <w:semiHidden/>
     <w:unhideWhenUsed/>
   </w:style>
-  <w:style w:type="table" w:default="1" w:styleId="TableNormal">
+  <w:style w:type="table" w:default="1" w:styleId="Tablanormal">
     <w:name w:val="Normal Table"/>
     <w:uiPriority w:val="99"/>
     <w:semiHidden/>
@@ -10798,37 +10780,37 @@
       </w:tblCellMar>
     </w:tblPr>
   </w:style>
-  <w:style w:type="numbering" w:default="1" w:styleId="NoList">
+  <w:style w:type="numbering" w:default="1" w:styleId="Sinlista">
     <w:name w:val="No List"/>
     <w:uiPriority w:val="99"/>
     <w:semiHidden/>
     <w:unhideWhenUsed/>
   </w:style>
-  <w:style w:type="character" w:styleId="Hyperlink">
+  <w:style w:type="character" w:styleId="Hipervnculo">
     <w:name w:val="Hyperlink"/>
     <w:rPr>
       <w:color w:val="0000FF"/>
       <w:u w:val="single"/>
     </w:rPr>
   </w:style>
-  <w:style w:type="paragraph" w:styleId="BodyText">
+  <w:style w:type="paragraph" w:styleId="Textoindependiente">
     <w:name w:val="Body Text"/>
     <w:basedOn w:val="Normal"/>
     <w:rPr>
       <w:color w:val="0000FF"/>
     </w:rPr>
   </w:style>
-  <w:style w:type="character" w:styleId="FollowedHyperlink">
+  <w:style w:type="character" w:styleId="Hipervnculovisitado">
     <w:name w:val="FollowedHyperlink"/>
     <w:rPr>
       <w:color w:val="800080"/>
       <w:u w:val="single"/>
     </w:rPr>
   </w:style>
-  <w:style w:type="paragraph" w:styleId="BalloonText">
+  <w:style w:type="paragraph" w:styleId="Textodeglobo">
     <w:name w:val="Balloon Text"/>
     <w:basedOn w:val="Normal"/>
-    <w:link w:val="BalloonTextChar"/>
+    <w:link w:val="TextodegloboCar"/>
     <w:uiPriority w:val="99"/>
     <w:semiHidden/>
     <w:unhideWhenUsed/>
@@ -10839,9 +10821,9 @@
       <w:szCs w:val="16"/>
     </w:rPr>
   </w:style>
-  <w:style w:type="character" w:customStyle="1" w:styleId="BalloonTextChar">
-    <w:name w:val="Balloon Text Char"/>
-    <w:link w:val="BalloonText"/>
+  <w:style w:type="character" w:customStyle="1" w:styleId="TextodegloboCar">
+    <w:name w:val="Texto de globo Car"/>
+    <w:link w:val="Textodeglobo"/>
     <w:uiPriority w:val="99"/>
     <w:semiHidden/>
     <w:rsid w:val="00D079ED"/>
@@ -10852,10 +10834,10 @@
       <w:lang w:val="es-ES" w:eastAsia="es-ES"/>
     </w:rPr>
   </w:style>
-  <w:style w:type="character" w:customStyle="1" w:styleId="Heading4Char">
-    <w:name w:val="Heading 4 Char"/>
-    <w:basedOn w:val="DefaultParagraphFont"/>
-    <w:link w:val="Heading4"/>
+  <w:style w:type="character" w:customStyle="1" w:styleId="Ttulo4Car">
+    <w:name w:val="Título 4 Car"/>
+    <w:basedOn w:val="Fuentedeprrafopredeter"/>
+    <w:link w:val="Ttulo4"/>
     <w:uiPriority w:val="9"/>
     <w:rsid w:val="00CA2AB1"/>
     <w:rPr>
@@ -10866,9 +10848,9 @@
       <w:lang w:val="es-ES" w:eastAsia="es-ES"/>
     </w:rPr>
   </w:style>
-  <w:style w:type="table" w:styleId="TableGrid">
+  <w:style w:type="table" w:styleId="Tablaconcuadrcula">
     <w:name w:val="Table Grid"/>
-    <w:basedOn w:val="TableNormal"/>
+    <w:basedOn w:val="Tablanormal"/>
     <w:uiPriority w:val="39"/>
     <w:rsid w:val="00E03363"/>
     <w:rPr>
@@ -10943,7 +10925,7 @@
       <w:lang w:val="en-US" w:eastAsia="en-US"/>
     </w:rPr>
   </w:style>
-  <w:style w:type="paragraph" w:styleId="ListParagraph">
+  <w:style w:type="paragraph" w:styleId="Prrafodelista">
     <w:name w:val="List Paragraph"/>
     <w:basedOn w:val="Normal"/>
     <w:uiPriority w:val="1"/>
@@ -10957,7 +10939,7 @@
   <w:style w:type="paragraph" w:customStyle="1" w:styleId="Task">
     <w:name w:val="Task"/>
     <w:basedOn w:val="Normal"/>
-    <w:next w:val="BodyText"/>
+    <w:next w:val="Textoindependiente"/>
     <w:rsid w:val="00244F6E"/>
     <w:pPr>
       <w:keepNext/>
@@ -10987,9 +10969,9 @@
       <w:lang w:val="en-US" w:eastAsia="en-US"/>
     </w:rPr>
   </w:style>
-  <w:style w:type="character" w:styleId="Strong">
+  <w:style w:type="character" w:styleId="Textoennegrita">
     <w:name w:val="Strong"/>
-    <w:basedOn w:val="DefaultParagraphFont"/>
+    <w:basedOn w:val="Fuentedeprrafopredeter"/>
     <w:uiPriority w:val="22"/>
     <w:qFormat/>
     <w:rsid w:val="00233174"/>
@@ -11015,7 +10997,7 @@
   </w:style>
   <w:style w:type="character" w:customStyle="1" w:styleId="instructurefileholder">
     <w:name w:val="instructure_file_holder"/>
-    <w:basedOn w:val="DefaultParagraphFont"/>
+    <w:basedOn w:val="Fuentedeprrafopredeter"/>
     <w:rsid w:val="00233174"/>
   </w:style>
   <w:style w:type="table" w:customStyle="1" w:styleId="TableNormal1">
